--- a/docs/ChatBot_고찰보고서.docx
+++ b/docs/ChatBot_고찰보고서.docx
@@ -9,6 +9,7 @@
     </w:p>
     <w:p>
       <w:pPr>
+        <w:pStyle w:val="Title"/>
         <w:spacing w:after="160"/>
       </w:pPr>
       <w:r>
@@ -32,7 +33,7 @@
           <w:color w:val="5E6862"/>
           <w:sz w:val="26"/>
         </w:rPr>
-        <w:t>문서 기반 질의응답 시스템의 검색 병목 규명과 개선</w:t>
+        <w:t>SSAFY 규정 기반 RAG 성능 분석과 문서 기반 분기 연애 시뮬레이터 적용</w:t>
       </w:r>
     </w:p>
     <w:p>
@@ -99,6 +100,48 @@
                 <w:sz w:val="20"/>
               </w:rPr>
               <w:t>2026-09-04</w:t>
+            </w:r>
+          </w:p>
+        </w:tc>
+      </w:tr>
+      <w:tr>
+        <w:tc>
+          <w:tcPr>
+            <w:tcW w:type="dxa" w:w="2616"/>
+          </w:tcPr>
+          <w:p>
+            <w:pPr>
+              <w:spacing w:before="40" w:after="40" w:line="288" w:lineRule="auto"/>
+              <w:jc w:val="left"/>
+            </w:pPr>
+            <w:r>
+              <w:rPr>
+                <w:rFonts w:ascii="맑은 고딕" w:hAnsi="맑은 고딕" w:eastAsia="맑은 고딕"/>
+                <w:b w:val="0"/>
+                <w:color w:val="1B2A24"/>
+                <w:sz w:val="20"/>
+              </w:rPr>
+              <w:t>게임 적용</w:t>
+            </w:r>
+          </w:p>
+        </w:tc>
+        <w:tc>
+          <w:tcPr>
+            <w:tcW w:type="dxa" w:w="7849"/>
+          </w:tcPr>
+          <w:p>
+            <w:pPr>
+              <w:spacing w:before="40" w:after="40" w:line="288" w:lineRule="auto"/>
+              <w:jc w:val="left"/>
+            </w:pPr>
+            <w:r>
+              <w:rPr>
+                <w:rFonts w:ascii="맑은 고딕" w:hAnsi="맑은 고딕" w:eastAsia="맑은 고딕"/>
+                <w:b w:val="0"/>
+                <w:color w:val="1B2A24"/>
+                <w:sz w:val="20"/>
+              </w:rPr>
+              <w:t>2026-09-06</w:t>
             </w:r>
           </w:p>
         </w:tc>
@@ -351,6 +394,15 @@
         <w:t>현행 파이프라인을 기준선(Baseline)으로 설정한 뒤, 내용 추출, 청킹, 검색 방식, 시스템 프롬프트를 각각 독립 변수로 변경하며 성능을 측정했다. 실험 결과 가장 큰 성능 변화를 유발한 요인은 검색 방식의 개선이었다. 또한 모델 성능 자체보다 더 큰 왜곡을 초래했던 요인은 측정 도구, 즉 평가 하네스 자체의 결함이었다.</w:t>
       </w:r>
     </w:p>
+    <w:p>
+      <w:r>
+        <w:rPr>
+          <w:rFonts w:ascii="맑은 고딕" w:hAnsi="맑은 고딕" w:eastAsia="맑은 고딕"/>
+          <w:b w:val="0"/>
+        </w:rPr>
+        <w:t>이 실험은 이후 문서 기반 분기 연애 시뮬레이터의 설계 근거로 사용했다. 규정 데이터에서 측정한 하이브리드 검색 점수를 게임의 성능으로 옮겨 적지는 않았다. 대신 문서별 검색 격리, 근거 판단, 사용자 선택과 장면 상태의 서버 검증, 준비 데이터 재사용, 정량 평가와 플레이 검증의 분리를 서사형 대화에 맞게 적용했다. 이후 Dense 후보와 BM25 후보를 가중 RRF로 결합하는 검색기를 게임 경로에 추가하고, 짧은 동의와 거절에는 직전 질문을 검색 질의에 포함하도록 보완했다.</w:t>
+      </w:r>
+    </w:p>
     <w:tbl>
       <w:tblPr>
         <w:tblStyle w:val="TableGrid"/>
@@ -528,7 +580,7 @@
                 <w:color w:val="0E6A57"/>
                 <w:sz w:val="19"/>
               </w:rPr>
-              <w:t>하이브리드 검색(BM25 + Dense) 도입 — ContextRecall 0.900 → 1.000, ContextPrecision 0.671 → 0.819</w:t>
+              <w:t>실험군 C에 하이브리드 검색(BM25 + Dense) 도입 — ContextRecall 0.900 → 1.000, ContextPrecision 0.671 → 0.819</w:t>
             </w:r>
           </w:p>
         </w:tc>
@@ -9807,7 +9859,586 @@
           <w:rFonts w:ascii="맑은 고딕" w:hAnsi="맑은 고딕" w:eastAsia="맑은 고딕"/>
           <w:b w:val="0"/>
         </w:rPr>
-        <w:t>10. F208 ④ 시스템 고도화를 위한 추가 개선 방안</w:t>
+        <w:t>10. SSAFY 규정 실험 결과의 연애 시뮬레이터 적용</w:t>
+      </w:r>
+    </w:p>
+    <w:p>
+      <w:pPr>
+        <w:pStyle w:val="Heading2"/>
+      </w:pPr>
+      <w:r>
+        <w:rPr>
+          <w:rFonts w:ascii="맑은 고딕" w:hAnsi="맑은 고딕" w:eastAsia="맑은 고딕"/>
+          <w:b w:val="0"/>
+        </w:rPr>
+        <w:t>10-1. 적용 목표</w:t>
+      </w:r>
+    </w:p>
+    <w:p>
+      <w:r>
+        <w:rPr>
+          <w:rFonts w:ascii="맑은 고딕" w:hAnsi="맑은 고딕" w:eastAsia="맑은 고딕"/>
+          <w:b w:val="0"/>
+        </w:rPr>
+        <w:t>정책 질의응답은 질문마다 하나의 사실을 찾아 답하면 되지만, 연애 시뮬레이터는 같은 문서를 여러 차례 참조하면서 인물, 장소, 공개 시점, 사용자 선택을 유지해야 한다. 따라서 규정 실험의 결과를 검색 파라미터로만 옮기지 않고, 문서 근거를 대화 상태와 함께 검증하는 구조로 확장했다.</w:t>
+      </w:r>
+    </w:p>
+    <w:p>
+      <w:pPr>
+        <w:pStyle w:val="Heading2"/>
+      </w:pPr>
+      <w:r>
+        <w:rPr>
+          <w:rFonts w:ascii="맑은 고딕" w:hAnsi="맑은 고딕" w:eastAsia="맑은 고딕"/>
+          <w:b w:val="0"/>
+        </w:rPr>
+        <w:t>10-2. 실제 적용한 설계 원칙</w:t>
+      </w:r>
+    </w:p>
+    <w:tbl>
+      <w:tblPr>
+        <w:tblStyle w:val="TableGrid"/>
+        <w:tblW w:type="auto" w:w="0"/>
+        <w:jc w:val="center"/>
+        <w:tblLayout w:type="fixed"/>
+        <w:tblLook w:firstColumn="1" w:firstRow="1" w:lastColumn="0" w:lastRow="0" w:noHBand="0" w:noVBand="1" w:val="04A0"/>
+      </w:tblPr>
+      <w:tblGrid>
+        <w:gridCol w:w="3489"/>
+        <w:gridCol w:w="3489"/>
+        <w:gridCol w:w="3489"/>
+      </w:tblGrid>
+      <w:tr>
+        <w:tc>
+          <w:tcPr>
+            <w:tcW w:type="dxa" w:w="3052"/>
+            <w:shd w:val="clear" w:fill="F1F4F0"/>
+          </w:tcPr>
+          <w:p>
+            <w:pPr>
+              <w:spacing w:before="40" w:after="40" w:line="288" w:lineRule="auto"/>
+              <w:jc w:val="left"/>
+            </w:pPr>
+            <w:r>
+              <w:rPr>
+                <w:rFonts w:ascii="맑은 고딕" w:hAnsi="맑은 고딕" w:eastAsia="맑은 고딕"/>
+                <w:b/>
+                <w:color w:val="5E6862"/>
+                <w:sz w:val="17"/>
+              </w:rPr>
+              <w:t>규정 RAG에서 확인한 문제</w:t>
+            </w:r>
+          </w:p>
+        </w:tc>
+        <w:tc>
+          <w:tcPr>
+            <w:tcW w:type="dxa" w:w="4448"/>
+            <w:shd w:val="clear" w:fill="F1F4F0"/>
+          </w:tcPr>
+          <w:p>
+            <w:pPr>
+              <w:spacing w:before="40" w:after="40" w:line="288" w:lineRule="auto"/>
+              <w:jc w:val="left"/>
+            </w:pPr>
+            <w:r>
+              <w:rPr>
+                <w:rFonts w:ascii="맑은 고딕" w:hAnsi="맑은 고딕" w:eastAsia="맑은 고딕"/>
+                <w:b/>
+                <w:color w:val="5E6862"/>
+                <w:sz w:val="17"/>
+              </w:rPr>
+              <w:t>연애 시뮬레이터의 구현</w:t>
+            </w:r>
+          </w:p>
+        </w:tc>
+        <w:tc>
+          <w:tcPr>
+            <w:tcW w:type="dxa" w:w="2965"/>
+            <w:shd w:val="clear" w:fill="F1F4F0"/>
+          </w:tcPr>
+          <w:p>
+            <w:pPr>
+              <w:spacing w:before="40" w:after="40" w:line="288" w:lineRule="auto"/>
+              <w:jc w:val="left"/>
+            </w:pPr>
+            <w:r>
+              <w:rPr>
+                <w:rFonts w:ascii="맑은 고딕" w:hAnsi="맑은 고딕" w:eastAsia="맑은 고딕"/>
+                <w:b/>
+                <w:color w:val="5E6862"/>
+                <w:sz w:val="17"/>
+              </w:rPr>
+              <w:t>확인 방법</w:t>
+            </w:r>
+          </w:p>
+        </w:tc>
+      </w:tr>
+      <w:tr>
+        <w:tc>
+          <w:tcPr>
+            <w:tcW w:type="dxa" w:w="3052"/>
+          </w:tcPr>
+          <w:p>
+            <w:pPr>
+              <w:spacing w:before="40" w:after="40" w:line="288" w:lineRule="auto"/>
+              <w:jc w:val="left"/>
+            </w:pPr>
+            <w:r>
+              <w:rPr>
+                <w:rFonts w:ascii="맑은 고딕" w:hAnsi="맑은 고딕" w:eastAsia="맑은 고딕"/>
+                <w:b w:val="0"/>
+                <w:color w:val="1B2A24"/>
+                <w:sz w:val="17"/>
+              </w:rPr>
+              <w:t>서로 다른 절의 검색 문맥 혼입</w:t>
+            </w:r>
+          </w:p>
+        </w:tc>
+        <w:tc>
+          <w:tcPr>
+            <w:tcW w:type="dxa" w:w="4448"/>
+          </w:tcPr>
+          <w:p>
+            <w:pPr>
+              <w:spacing w:before="40" w:after="40" w:line="288" w:lineRule="auto"/>
+              <w:jc w:val="left"/>
+            </w:pPr>
+            <w:r>
+              <w:rPr>
+                <w:rFonts w:ascii="맑은 고딕" w:hAnsi="맑은 고딕" w:eastAsia="맑은 고딕"/>
+                <w:b w:val="0"/>
+                <w:color w:val="1B2A24"/>
+                <w:sz w:val="17"/>
+              </w:rPr>
+              <w:t>스토리팩별 pack_id 필터로 현재 문서의 청크만 검색</w:t>
+            </w:r>
+          </w:p>
+        </w:tc>
+        <w:tc>
+          <w:tcPr>
+            <w:tcW w:type="dxa" w:w="2965"/>
+          </w:tcPr>
+          <w:p>
+            <w:pPr>
+              <w:spacing w:before="40" w:after="40" w:line="288" w:lineRule="auto"/>
+              <w:jc w:val="left"/>
+            </w:pPr>
+            <w:r>
+              <w:rPr>
+                <w:rFonts w:ascii="맑은 고딕" w:hAnsi="맑은 고딕" w:eastAsia="맑은 고딕"/>
+                <w:b w:val="0"/>
+                <w:color w:val="1B2A24"/>
+                <w:sz w:val="17"/>
+              </w:rPr>
+              <w:t>다른 팩의 설정이 검색되지 않도록 컬렉션 조회 제한</w:t>
+            </w:r>
+          </w:p>
+        </w:tc>
+      </w:tr>
+      <w:tr>
+        <w:tc>
+          <w:tcPr>
+            <w:tcW w:type="dxa" w:w="3052"/>
+          </w:tcPr>
+          <w:p>
+            <w:pPr>
+              <w:spacing w:before="40" w:after="40" w:line="288" w:lineRule="auto"/>
+              <w:jc w:val="left"/>
+            </w:pPr>
+            <w:r>
+              <w:rPr>
+                <w:rFonts w:ascii="맑은 고딕" w:hAnsi="맑은 고딕" w:eastAsia="맑은 고딕"/>
+                <w:b w:val="0"/>
+                <w:color w:val="1B2A24"/>
+                <w:sz w:val="17"/>
+              </w:rPr>
+              <w:t>문서 부재 시 배타적 거절</w:t>
+            </w:r>
+          </w:p>
+        </w:tc>
+        <w:tc>
+          <w:tcPr>
+            <w:tcW w:type="dxa" w:w="4448"/>
+          </w:tcPr>
+          <w:p>
+            <w:pPr>
+              <w:spacing w:before="40" w:after="40" w:line="288" w:lineRule="auto"/>
+              <w:jc w:val="left"/>
+            </w:pPr>
+            <w:r>
+              <w:rPr>
+                <w:rFonts w:ascii="맑은 고딕" w:hAnsi="맑은 고딕" w:eastAsia="맑은 고딕"/>
+                <w:b w:val="0"/>
+                <w:color w:val="1B2A24"/>
+                <w:sz w:val="17"/>
+              </w:rPr>
+              <w:t>일상 대화는 허용하고 supported, unspecified, contradiction으로 구분</w:t>
+            </w:r>
+          </w:p>
+        </w:tc>
+        <w:tc>
+          <w:tcPr>
+            <w:tcW w:type="dxa" w:w="2965"/>
+          </w:tcPr>
+          <w:p>
+            <w:pPr>
+              <w:spacing w:before="40" w:after="40" w:line="288" w:lineRule="auto"/>
+              <w:jc w:val="left"/>
+            </w:pPr>
+            <w:r>
+              <w:rPr>
+                <w:rFonts w:ascii="맑은 고딕" w:hAnsi="맑은 고딕" w:eastAsia="맑은 고딕"/>
+                <w:b w:val="0"/>
+                <w:color w:val="1B2A24"/>
+                <w:sz w:val="17"/>
+              </w:rPr>
+              <w:t>장소 충돌과 자연스러운 회상을 서로 다르게 처리</w:t>
+            </w:r>
+          </w:p>
+        </w:tc>
+      </w:tr>
+      <w:tr>
+        <w:tc>
+          <w:tcPr>
+            <w:tcW w:type="dxa" w:w="3052"/>
+          </w:tcPr>
+          <w:p>
+            <w:pPr>
+              <w:spacing w:before="40" w:after="40" w:line="288" w:lineRule="auto"/>
+              <w:jc w:val="left"/>
+            </w:pPr>
+            <w:r>
+              <w:rPr>
+                <w:rFonts w:ascii="맑은 고딕" w:hAnsi="맑은 고딕" w:eastAsia="맑은 고딕"/>
+                <w:b w:val="0"/>
+                <w:color w:val="1B2A24"/>
+                <w:sz w:val="17"/>
+              </w:rPr>
+              <w:t>생성 모델의 근거 없는 상태 변경</w:t>
+            </w:r>
+          </w:p>
+        </w:tc>
+        <w:tc>
+          <w:tcPr>
+            <w:tcW w:type="dxa" w:w="4448"/>
+          </w:tcPr>
+          <w:p>
+            <w:pPr>
+              <w:spacing w:before="40" w:after="40" w:line="288" w:lineRule="auto"/>
+              <w:jc w:val="left"/>
+            </w:pPr>
+            <w:r>
+              <w:rPr>
+                <w:rFonts w:ascii="맑은 고딕" w:hAnsi="맑은 고딕" w:eastAsia="맑은 고딕"/>
+                <w:b w:val="0"/>
+                <w:color w:val="1B2A24"/>
+                <w:sz w:val="17"/>
+              </w:rPr>
+              <w:t>사용자 발언의 연속 인용, 진행 조건, 결말 인덱스를 서버에서 재검증</w:t>
+            </w:r>
+          </w:p>
+        </w:tc>
+        <w:tc>
+          <w:tcPr>
+            <w:tcW w:type="dxa" w:w="2965"/>
+          </w:tcPr>
+          <w:p>
+            <w:pPr>
+              <w:spacing w:before="40" w:after="40" w:line="288" w:lineRule="auto"/>
+              <w:jc w:val="left"/>
+            </w:pPr>
+            <w:r>
+              <w:rPr>
+                <w:rFonts w:ascii="맑은 고딕" w:hAnsi="맑은 고딕" w:eastAsia="맑은 고딕"/>
+                <w:b w:val="0"/>
+                <w:color w:val="1B2A24"/>
+                <w:sz w:val="17"/>
+              </w:rPr>
+              <w:t>검증 실패 시 장면과 기억을 유지하고 최대 한 번 수정</w:t>
+            </w:r>
+          </w:p>
+        </w:tc>
+      </w:tr>
+      <w:tr>
+        <w:tc>
+          <w:tcPr>
+            <w:tcW w:type="dxa" w:w="3052"/>
+          </w:tcPr>
+          <w:p>
+            <w:pPr>
+              <w:spacing w:before="40" w:after="40" w:line="288" w:lineRule="auto"/>
+              <w:jc w:val="left"/>
+            </w:pPr>
+            <w:r>
+              <w:rPr>
+                <w:rFonts w:ascii="맑은 고딕" w:hAnsi="맑은 고딕" w:eastAsia="맑은 고딕"/>
+                <w:b w:val="0"/>
+                <w:color w:val="1B2A24"/>
+                <w:sz w:val="17"/>
+              </w:rPr>
+              <w:t>색인과 분석의 반복 생성</w:t>
+            </w:r>
+          </w:p>
+        </w:tc>
+        <w:tc>
+          <w:tcPr>
+            <w:tcW w:type="dxa" w:w="4448"/>
+          </w:tcPr>
+          <w:p>
+            <w:pPr>
+              <w:spacing w:before="40" w:after="40" w:line="288" w:lineRule="auto"/>
+              <w:jc w:val="left"/>
+            </w:pPr>
+            <w:r>
+              <w:rPr>
+                <w:rFonts w:ascii="맑은 고딕" w:hAnsi="맑은 고딕" w:eastAsia="맑은 고딕"/>
+                <w:b w:val="0"/>
+                <w:color w:val="1B2A24"/>
+                <w:sz w:val="17"/>
+              </w:rPr>
+              <w:t>내용과 설정 해시로 시나리오 분석, 시작 안내, 임베딩을 재사용</w:t>
+            </w:r>
+          </w:p>
+        </w:tc>
+        <w:tc>
+          <w:tcPr>
+            <w:tcW w:type="dxa" w:w="2965"/>
+          </w:tcPr>
+          <w:p>
+            <w:pPr>
+              <w:spacing w:before="40" w:after="40" w:line="288" w:lineRule="auto"/>
+              <w:jc w:val="left"/>
+            </w:pPr>
+            <w:r>
+              <w:rPr>
+                <w:rFonts w:ascii="맑은 고딕" w:hAnsi="맑은 고딕" w:eastAsia="맑은 고딕"/>
+                <w:b w:val="0"/>
+                <w:color w:val="1B2A24"/>
+                <w:sz w:val="17"/>
+              </w:rPr>
+              <w:t>동일 문서 재업로드 시 chunks_added=0 확인</w:t>
+            </w:r>
+          </w:p>
+        </w:tc>
+      </w:tr>
+      <w:tr>
+        <w:tc>
+          <w:tcPr>
+            <w:tcW w:type="dxa" w:w="3052"/>
+          </w:tcPr>
+          <w:p>
+            <w:pPr>
+              <w:spacing w:before="40" w:after="40" w:line="288" w:lineRule="auto"/>
+              <w:jc w:val="left"/>
+            </w:pPr>
+            <w:r>
+              <w:rPr>
+                <w:rFonts w:ascii="맑은 고딕" w:hAnsi="맑은 고딕" w:eastAsia="맑은 고딕"/>
+                <w:b w:val="0"/>
+                <w:color w:val="1B2A24"/>
+                <w:sz w:val="17"/>
+              </w:rPr>
+              <w:t>정량 점수만으로 대화 품질 판단</w:t>
+            </w:r>
+          </w:p>
+        </w:tc>
+        <w:tc>
+          <w:tcPr>
+            <w:tcW w:type="dxa" w:w="4448"/>
+          </w:tcPr>
+          <w:p>
+            <w:pPr>
+              <w:spacing w:before="40" w:after="40" w:line="288" w:lineRule="auto"/>
+              <w:jc w:val="left"/>
+            </w:pPr>
+            <w:r>
+              <w:rPr>
+                <w:rFonts w:ascii="맑은 고딕" w:hAnsi="맑은 고딕" w:eastAsia="맑은 고딕"/>
+                <w:b w:val="0"/>
+                <w:color w:val="1B2A24"/>
+                <w:sz w:val="17"/>
+              </w:rPr>
+              <w:t>스토리 사실 검색 Ragas와 실제 분기 대화 검증을 분리</w:t>
+            </w:r>
+          </w:p>
+        </w:tc>
+        <w:tc>
+          <w:tcPr>
+            <w:tcW w:type="dxa" w:w="2965"/>
+          </w:tcPr>
+          <w:p>
+            <w:pPr>
+              <w:spacing w:before="40" w:after="40" w:line="288" w:lineRule="auto"/>
+              <w:jc w:val="left"/>
+            </w:pPr>
+            <w:r>
+              <w:rPr>
+                <w:rFonts w:ascii="맑은 고딕" w:hAnsi="맑은 고딕" w:eastAsia="맑은 고딕"/>
+                <w:b w:val="0"/>
+                <w:color w:val="1B2A24"/>
+                <w:sz w:val="17"/>
+              </w:rPr>
+              <w:t>10개 검색 사례와 기본 5개 팩 대화 기록을 별도 관리</w:t>
+            </w:r>
+          </w:p>
+        </w:tc>
+      </w:tr>
+      <w:tr>
+        <w:tc>
+          <w:tcPr>
+            <w:tcW w:type="dxa" w:w="3052"/>
+          </w:tcPr>
+          <w:p>
+            <w:pPr>
+              <w:spacing w:before="40" w:after="40" w:line="288" w:lineRule="auto"/>
+              <w:jc w:val="left"/>
+            </w:pPr>
+            <w:r>
+              <w:rPr>
+                <w:rFonts w:ascii="맑은 고딕" w:hAnsi="맑은 고딕" w:eastAsia="맑은 고딕"/>
+                <w:b w:val="0"/>
+                <w:color w:val="1B2A24"/>
+                <w:sz w:val="17"/>
+              </w:rPr>
+              <w:t>Dense 검색의 숫자 및 고유 표현 누락</w:t>
+            </w:r>
+          </w:p>
+        </w:tc>
+        <w:tc>
+          <w:tcPr>
+            <w:tcW w:type="dxa" w:w="4448"/>
+          </w:tcPr>
+          <w:p>
+            <w:pPr>
+              <w:spacing w:before="40" w:after="40" w:line="288" w:lineRule="auto"/>
+              <w:jc w:val="left"/>
+            </w:pPr>
+            <w:r>
+              <w:rPr>
+                <w:rFonts w:ascii="맑은 고딕" w:hAnsi="맑은 고딕" w:eastAsia="맑은 고딕"/>
+                <w:b w:val="0"/>
+                <w:color w:val="1B2A24"/>
+                <w:sz w:val="17"/>
+              </w:rPr>
+              <w:t>팩별 Dense 및 BM25 후보를 가중 RRF로 결합</w:t>
+            </w:r>
+          </w:p>
+        </w:tc>
+        <w:tc>
+          <w:tcPr>
+            <w:tcW w:type="dxa" w:w="2965"/>
+          </w:tcPr>
+          <w:p>
+            <w:pPr>
+              <w:spacing w:before="40" w:after="40" w:line="288" w:lineRule="auto"/>
+              <w:jc w:val="left"/>
+            </w:pPr>
+            <w:r>
+              <w:rPr>
+                <w:rFonts w:ascii="맑은 고딕" w:hAnsi="맑은 고딕" w:eastAsia="맑은 고딕"/>
+                <w:b w:val="0"/>
+                <w:color w:val="1B2A24"/>
+                <w:sz w:val="17"/>
+              </w:rPr>
+              <w:t>두 검색 순위와 결합 점수를 로그와 검색 평가에서 분리 확인</w:t>
+            </w:r>
+          </w:p>
+        </w:tc>
+      </w:tr>
+    </w:tbl>
+    <w:p>
+      <w:pPr>
+        <w:spacing w:after="0"/>
+      </w:pPr>
+    </w:p>
+    <w:p>
+      <w:r>
+        <w:rPr>
+          <w:rFonts w:ascii="맑은 고딕" w:hAnsi="맑은 고딕" w:eastAsia="맑은 고딕"/>
+          <w:b w:val="0"/>
+        </w:rPr>
+        <w:t>문서 근거 UI도 범위를 제한해 적용했다. 설정 충돌에서는 검증된 원문을 화면에 표시하지만, 정상 대화의 검색 청크는 미래 장면과 결말 조건을 노출할 수 있어 클라이언트 응답에서 제외한다. 이는 정책 QA의 출처 공개 원칙을 서사형 문서의 스포일러 제약에 맞춰 조정한 것이다.</w:t>
+      </w:r>
+    </w:p>
+    <w:p>
+      <w:pPr>
+        <w:pStyle w:val="Heading2"/>
+      </w:pPr>
+      <w:r>
+        <w:rPr>
+          <w:rFonts w:ascii="맑은 고딕" w:hAnsi="맑은 고딕" w:eastAsia="맑은 고딕"/>
+          <w:b w:val="0"/>
+        </w:rPr>
+        <w:t>10-3. 분기 대화에서 추가한 검증</w:t>
+      </w:r>
+    </w:p>
+    <w:p>
+      <w:r>
+        <w:rPr>
+          <w:rFonts w:ascii="맑은 고딕" w:hAnsi="맑은 고딕" w:eastAsia="맑은 고딕"/>
+          <w:b w:val="0"/>
+        </w:rPr>
+        <w:t>각 장면은 사용자 발언으로 확인할 수 있는 작은 완료 조건과 가능한 진행 경로를 가진다. 모델은 이번 발언이 충족한 조건을 제안하지만, 서버가 조건 ID와 사용자 원문을 다시 확인한 뒤에만 상태를 갱신한다. 짧은 동의나 거절은 직전 질문에만 연결하고, 사용자의 감정이나 선택을 AI가 대신 만들지 못하게 했다. 마지막 장면에서도 유효한 관계 선택과 결말 인덱스가 함께 확인되어야 세션을 종료한다.</w:t>
+      </w:r>
+    </w:p>
+    <w:p>
+      <w:r>
+        <w:rPr>
+          <w:rFonts w:ascii="맑은 고딕" w:hAnsi="맑은 고딕" w:eastAsia="맑은 고딕"/>
+          <w:b w:val="0"/>
+        </w:rPr>
+        <w:t>시작 안내는 장소, 역할, 관계, 첫 상황만 별도로 추출하고 원문 인용을 검수한다. 숨겨진 사실이나 미래 장면이 섞이면 해당 항목을 노출하지 않는다. 이 과정은 검색 정확도와 별개로 서사형 RAG에서 필요한 공개 범위 검증이다.</w:t>
+      </w:r>
+    </w:p>
+    <w:p>
+      <w:pPr>
+        <w:pStyle w:val="Heading2"/>
+      </w:pPr>
+      <w:r>
+        <w:rPr>
+          <w:rFonts w:ascii="맑은 고딕" w:hAnsi="맑은 고딕" w:eastAsia="맑은 고딕"/>
+          <w:b w:val="0"/>
+        </w:rPr>
+        <w:t>10-4. 하이브리드 검색 적용 결과와 평가 범위</w:t>
+      </w:r>
+    </w:p>
+    <w:p>
+      <w:r>
+        <w:rPr>
+          <w:rFonts w:ascii="맑은 고딕" w:hAnsi="맑은 고딕" w:eastAsia="맑은 고딕"/>
+          <w:b w:val="0"/>
+        </w:rPr>
+        <w:t>게임의 기본 검색을 Dense와 BM25의 하이브리드로 변경했다. 두 검색에서 각각 후보 8개를 구한 뒤 기본 가중치 0.5 대 0.5의 RRF로 결합하고 상위 4개를 생성 컨텍스트로 사용한다. 모든 검색은 현재 pack_id로 제한한다. 공백 토큰만으로는 남색과 남색이고를 연결하지 못한 신규 테스트 실패를 확인해, BM25에 한국어 2글자 및 3글자 문자 n-gram을 함께 넣었다. 짧은 응, 좋아요, 아니요에는 직전 확인 질문을 질의에 추가한다.</w:t>
+      </w:r>
+    </w:p>
+    <w:p>
+      <w:r>
+        <w:rPr>
+          <w:rFonts w:ascii="맑은 고딕" w:hAnsi="맑은 고딕" w:eastAsia="맑은 고딕"/>
+          <w:b w:val="0"/>
+        </w:rPr>
+        <w:t>10개 스토리 검색 사례에 원문 근거와 유형을 추가하고 생성 모델을 호출하지 않는 검색 평가기를 분리했다. 500자 청크와 상위 5개 조건에서 BM25는 근거 Recall@3 1.000, 완전 사례 Recall@3 1.000, MRR 0.883을 기록했다. 이 실행 환경에는 게임용 API 키가 없어 Dense와 Hybrid의 실제 임베딩 비교 및 Ragas 생성 평가는 실행하지 못했다. 따라서 이 수치는 BM25 검색 가능성만 확인하며 하이브리드의 개선 폭을 입증하지 않는다.</w:t>
+      </w:r>
+    </w:p>
+    <w:p>
+      <w:r>
+        <w:rPr>
+          <w:rFonts w:ascii="맑은 고딕" w:hAnsi="맑은 고딕" w:eastAsia="맑은 고딕"/>
+          <w:b w:val="0"/>
+        </w:rPr>
+        <w:t>기존 42개 테스트에 검색 및 캐시 테스트 11개를 추가해 53개가 통과했다. 팩 격리, RRF 결합, 한국어 표현 보완, 짧은 답변 질의 확장, 빈 BM25 결과, Dense 호환 모드와 실제 Chroma 연동을 확인했다. 모델에는 기본적으로 검색 청크와 최대 20,000자의 시나리오 원문을 함께 전달한다. STORY_CONTEXT_MODE로 원문 전체와 검색 청크 전용 조건을 선택할 수 있게 했으며 기본값은 안전한 full이다. retrieved 전환은 Dense와 Hybrid의 실제 임베딩 비교 및 전체 분기 회귀 검증 이후에 판단한다.</w:t>
+      </w:r>
+    </w:p>
+    <w:p>
+      <w:pPr>
+        <w:pStyle w:val="Heading1"/>
+      </w:pPr>
+      <w:r>
+        <w:rPr>
+          <w:rFonts w:ascii="맑은 고딕" w:hAnsi="맑은 고딕" w:eastAsia="맑은 고딕"/>
+          <w:b w:val="0"/>
+        </w:rPr>
+        <w:t>11. F208 ④ 추가 검증 및 개선 과제</w:t>
       </w:r>
     </w:p>
     <w:p>
@@ -9899,7 +10530,7 @@
           <w:b w:val="0"/>
           <w:sz w:val="21"/>
         </w:rPr>
-        <w:t>클라이언트 예외 처리 강화: 프론트엔드(script.js)에서 response.ok 상태를 검증하지 않아 4xx/5xx 서버 오류 시 undefined 가 렌더링되는 결함을 보완하고, F201 규격에 맞춘 오류 안내 UI 를 구성한다.</w:t>
+        <w:t>스토리 검색 방식 비교: 기능 플래그로 Dense, BM25, Hybrid를 선택할 수 있게 했지만 실제 임베딩을 사용한 세 방식의 동일 질문 비교는 남아 있다. 문서 전체 전달을 유지한 조건과 제거한 조건도 나누어 검색 단계의 실제 기여도를 측정한다.</w:t>
       </w:r>
     </w:p>
     <w:p>
@@ -9922,7 +10553,7 @@
           <w:b w:val="0"/>
           <w:sz w:val="21"/>
         </w:rPr>
-        <w:t>검색 근거 청크의 UI 투명성 제공: 현재 백엔드 콘솔에만 출력되는 참조 청크 본문과 검색 스코어를 화면에 접기·펼치기 형태로 노출하여, 사용자가 AI 응답의 사실 근거를 능동적으로 확인할 수 있도록 구현한다.</w:t>
+        <w:t>전체 분기 회귀 테스트: 현재 대화 검증은 대표 입력과 마지막 장면을 독립적으로 확인했다. 각 팩의 모든 진행 경로를 첫 장면부터 결말까지 반복 실행하여 상태 전이와 스포일러 노출을 검사하는 자동화가 필요하다.</w:t>
       </w:r>
     </w:p>
     <w:p>
@@ -9957,7 +10588,7 @@
           <w:rFonts w:ascii="맑은 고딕" w:hAnsi="맑은 고딕" w:eastAsia="맑은 고딕"/>
           <w:b w:val="0"/>
         </w:rPr>
-        <w:t>11. 실험 재현 절차</w:t>
+        <w:t>12. 실험 재현 절차</w:t>
       </w:r>
     </w:p>
     <w:p>
@@ -9997,6 +10628,14 @@
         <w:t xml:space="preserve">  make_docx.py                      본 보고서 생성</w:t>
         <w:br/>
         <w:t xml:space="preserve">  results/                          측정 데이터셋 (json/csv)</w:t>
+        <w:br/>
+        <w:t>servers/story_retrieval.py          게임용 Dense, BM25 및 RRF 검색기</w:t>
+        <w:br/>
+        <w:t>servers/eval_story_retrieval.py     스토리 검색 순위 평가</w:t>
+        <w:br/>
+        <w:t>servers/eval_story_ragas.py         검색 방식별 생성 답변 평가</w:t>
+        <w:br/>
+        <w:t>servers/story_test_cases.json       스토리 질문, 정답 및 원문 근거</w:t>
       </w:r>
     </w:p>
     <w:p>
@@ -10051,7 +10690,7 @@
           <w:rFonts w:ascii="맑은 고딕" w:hAnsi="맑은 고딕" w:eastAsia="맑은 고딕"/>
           <w:b w:val="0"/>
         </w:rPr>
-        <w:t>12. 참고 자료 및 데이터 출처</w:t>
+        <w:t>13. 참고 자료 및 데이터 출처</w:t>
       </w:r>
     </w:p>
     <w:tbl>
@@ -10829,7 +11468,7 @@
       <w:rFonts w:asciiTheme="majorHAnsi" w:eastAsiaTheme="majorEastAsia" w:hAnsiTheme="majorHAnsi" w:cstheme="majorBidi" w:ascii="맑은 고딕" w:hAnsi="맑은 고딕" w:eastAsia="맑은 고딕"/>
       <w:b/>
       <w:bCs/>
-      <w:color w:val="0E6A57"/>
+      <w:color w:val="1B2A24"/>
       <w:sz w:val="23"/>
     </w:rPr>
   </w:style>
@@ -11061,18 +11700,16 @@
     <w:qFormat/>
     <w:rsid w:val="00FC693F"/>
     <w:pPr>
-      <w:pBdr>
-        <w:bottom w:val="single" w:sz="8" w:space="4" w:color="4F81BD" w:themeColor="accent1"/>
-      </w:pBdr>
       <w:spacing w:after="300" w:line="240" w:lineRule="auto"/>
       <w:contextualSpacing/>
     </w:pPr>
     <w:rPr>
-      <w:rFonts w:asciiTheme="majorHAnsi" w:eastAsiaTheme="majorEastAsia" w:hAnsiTheme="majorHAnsi" w:cstheme="majorBidi"/>
-      <w:color w:val="17365D" w:themeColor="text2" w:themeShade="BF"/>
+      <w:rFonts w:asciiTheme="majorHAnsi" w:eastAsiaTheme="majorEastAsia" w:hAnsiTheme="majorHAnsi" w:cstheme="majorBidi" w:ascii="맑은 고딕" w:hAnsi="맑은 고딕" w:eastAsia="맑은 고딕"/>
+      <w:b/>
+      <w:color w:val="1B2A24"/>
       <w:spacing w:val="5"/>
       <w:kern w:val="28"/>
-      <w:sz w:val="52"/>
+      <w:sz w:val="48"/>
       <w:szCs w:val="52"/>
     </w:rPr>
   </w:style>
